--- a/pr-preview/pr-563/UCD-SeRG-Lab-Manual.docx
+++ b/pr-preview/pr-563/UCD-SeRG-Lab-Manual.docx
@@ -28709,7 +28709,7 @@
         <w:t xml:space="preserve"> </w:t>
       </w:r>
       <w:r>
-        <w:t xml:space="preserve">959b81f</w:t>
+        <w:t xml:space="preserve">94cbc7c</w:t>
       </w:r>
     </w:p>
     <w:p>
@@ -28731,7 +28731,7 @@
         <w:t xml:space="preserve"> </w:t>
       </w:r>
       <w:r>
-        <w:t xml:space="preserve">959b81fe0ba8b0d7318cb9087722c6037ef090ac</w:t>
+        <w:t xml:space="preserve">94cbc7c879166574b80f406b616168464159e867</w:t>
       </w:r>
     </w:p>
     <w:p>
@@ -28753,7 +28753,7 @@
         <w:t xml:space="preserve"> </w:t>
       </w:r>
       <w:r>
-        <w:t xml:space="preserve">2026-10-15 06:39:26 +0000</w:t>
+        <w:t xml:space="preserve">2026-10-15 07:11:21 +0000</w:t>
       </w:r>
     </w:p>
     <w:p>

--- a/pr-preview/pr-563/UCD-SeRG-Lab-Manual.docx
+++ b/pr-preview/pr-563/UCD-SeRG-Lab-Manual.docx
@@ -28709,7 +28709,7 @@
         <w:t xml:space="preserve"> </w:t>
       </w:r>
       <w:r>
-        <w:t xml:space="preserve">94cbc7c</w:t>
+        <w:t xml:space="preserve">e8e0e7f</w:t>
       </w:r>
     </w:p>
     <w:p>
@@ -28731,7 +28731,7 @@
         <w:t xml:space="preserve"> </w:t>
       </w:r>
       <w:r>
-        <w:t xml:space="preserve">94cbc7c879166574b80f406b616168464159e867</w:t>
+        <w:t xml:space="preserve">e8e0e7fd8bf06acefeb7cbaed8f7f6e7c2759a85</w:t>
       </w:r>
     </w:p>
     <w:p>
@@ -28753,7 +28753,7 @@
         <w:t xml:space="preserve"> </w:t>
       </w:r>
       <w:r>
-        <w:t xml:space="preserve">2026-10-15 07:11:21 +0000</w:t>
+        <w:t xml:space="preserve">2026-10-15 08:54:12 +0000</w:t>
       </w:r>
     </w:p>
     <w:p>

--- a/pr-preview/pr-563/UCD-SeRG-Lab-Manual.docx
+++ b/pr-preview/pr-563/UCD-SeRG-Lab-Manual.docx
@@ -28709,7 +28709,7 @@
         <w:t xml:space="preserve"> </w:t>
       </w:r>
       <w:r>
-        <w:t xml:space="preserve">e8e0e7f</w:t>
+        <w:t xml:space="preserve">57b7755</w:t>
       </w:r>
     </w:p>
     <w:p>
@@ -28731,7 +28731,7 @@
         <w:t xml:space="preserve"> </w:t>
       </w:r>
       <w:r>
-        <w:t xml:space="preserve">e8e0e7fd8bf06acefeb7cbaed8f7f6e7c2759a85</w:t>
+        <w:t xml:space="preserve">57b77554276e87f0261c8a177d1ec2e13ae25ebd</w:t>
       </w:r>
     </w:p>
     <w:p>
@@ -28753,7 +28753,7 @@
         <w:t xml:space="preserve"> </w:t>
       </w:r>
       <w:r>
-        <w:t xml:space="preserve">2026-10-15 08:54:12 +0000</w:t>
+        <w:t xml:space="preserve">2026-10-15 08:57:23 +0000</w:t>
       </w:r>
     </w:p>
     <w:p>
